--- a/Laravel/Documentation.docx
+++ b/Laravel/Documentation.docx
@@ -18,35 +18,7 @@
           <w:rPr>
             <w:rStyle w:val="Lienhypertexte"/>
           </w:rPr>
-          <w:t xml:space="preserve">Installation - </w:t>
-        </w:r>
-        <w:proofErr w:type="spellStart"/>
-        <w:r>
-          <w:rPr>
-            <w:rStyle w:val="Lienhypertexte"/>
-          </w:rPr>
-          <w:t>Laravel</w:t>
-        </w:r>
-        <w:proofErr w:type="spellEnd"/>
-        <w:r>
-          <w:rPr>
-            <w:rStyle w:val="Lienhypertexte"/>
-          </w:rPr>
-          <w:t xml:space="preserve"> 12.x - Le </w:t>
-        </w:r>
-        <w:proofErr w:type="spellStart"/>
-        <w:r>
-          <w:rPr>
-            <w:rStyle w:val="Lienhypertexte"/>
-          </w:rPr>
-          <w:t>framework</w:t>
-        </w:r>
-        <w:proofErr w:type="spellEnd"/>
-        <w:r>
-          <w:rPr>
-            <w:rStyle w:val="Lienhypertexte"/>
-          </w:rPr>
-          <w:t xml:space="preserve"> PHP pour les artisans du Web</w:t>
+          <w:t>Installation - Laravel 12.x - Le framework PHP pour les artisans du Web</w:t>
         </w:r>
       </w:hyperlink>
     </w:p>
@@ -57,20 +29,15 @@
           <w:ilvl w:val="0"/>
           <w:numId w:val="1"/>
         </w:numPr>
-        <w:rPr>
-          <w:color w:val="4472C4" w:themeColor="accent1"/>
-        </w:rPr>
-      </w:pPr>
-      <w:r>
-        <w:t xml:space="preserve">Si vous avez déjà installé PHP et Composer, vous pouvez installer l’installateur de </w:t>
-      </w:r>
-      <w:proofErr w:type="spellStart"/>
-      <w:r>
-        <w:t>Laravel</w:t>
-      </w:r>
-      <w:proofErr w:type="spellEnd"/>
-      <w:r>
-        <w:t xml:space="preserve"> via Composer :</w:t>
+        <w:pBdr>
+          <w:bottom w:val="dotted" w:sz="24" w:space="1" w:color="auto"/>
+        </w:pBdr>
+        <w:rPr>
+          <w:color w:val="4472C4" w:themeColor="accent1"/>
+        </w:rPr>
+      </w:pPr>
+      <w:r>
+        <w:t>Si vous avez déjà installé PHP et Composer, vous pouvez installer l’installateur de Laravel via Composer :</w:t>
       </w:r>
       <w:r>
         <w:t xml:space="preserve"> </w:t>
@@ -79,35 +46,7 @@
         <w:rPr>
           <w:color w:val="4472C4" w:themeColor="accent1"/>
         </w:rPr>
-        <w:t xml:space="preserve">composer global </w:t>
-      </w:r>
-      <w:proofErr w:type="spellStart"/>
-      <w:r>
-        <w:rPr>
-          <w:color w:val="4472C4" w:themeColor="accent1"/>
-        </w:rPr>
-        <w:t>require</w:t>
-      </w:r>
-      <w:proofErr w:type="spellEnd"/>
-      <w:r>
-        <w:rPr>
-          <w:color w:val="4472C4" w:themeColor="accent1"/>
-        </w:rPr>
-        <w:t xml:space="preserve"> </w:t>
-      </w:r>
-      <w:proofErr w:type="spellStart"/>
-      <w:r>
-        <w:rPr>
-          <w:color w:val="4472C4" w:themeColor="accent1"/>
-        </w:rPr>
-        <w:t>laravel</w:t>
-      </w:r>
-      <w:proofErr w:type="spellEnd"/>
-      <w:r>
-        <w:rPr>
-          <w:color w:val="4472C4" w:themeColor="accent1"/>
-        </w:rPr>
-        <w:t>/installer</w:t>
+        <w:t>composer global require laravel/installer</w:t>
       </w:r>
       <w:r>
         <w:rPr>
@@ -120,24 +59,16 @@
           <w:i/>
           <w:iCs/>
         </w:rPr>
-        <w:t xml:space="preserve">(Commande pour installer </w:t>
-      </w:r>
-      <w:proofErr w:type="spellStart"/>
-      <w:r>
-        <w:rPr>
-          <w:i/>
-          <w:iCs/>
-        </w:rPr>
-        <w:t>Laravel</w:t>
-      </w:r>
-      <w:proofErr w:type="spellEnd"/>
-      <w:r>
-        <w:rPr>
-          <w:i/>
-          <w:iCs/>
-        </w:rPr>
-        <w:t>)</w:t>
-      </w:r>
+        <w:t>(Commande pour installer Laravel)</w:t>
+      </w:r>
+    </w:p>
+    <w:p>
+      <w:pPr>
+        <w:ind w:left="360"/>
+        <w:rPr>
+          <w:color w:val="4472C4" w:themeColor="accent1"/>
+        </w:rPr>
+      </w:pPr>
     </w:p>
     <w:p>
       <w:pPr>
@@ -155,57 +86,13 @@
           <w:rPr>
             <w:rStyle w:val="Lienhypertexte"/>
           </w:rPr>
-          <w:t xml:space="preserve">Installation de </w:t>
-        </w:r>
-        <w:proofErr w:type="spellStart"/>
-        <w:r>
-          <w:rPr>
-            <w:rStyle w:val="Lienhypertexte"/>
-          </w:rPr>
-          <w:t>Laravel</w:t>
-        </w:r>
-        <w:proofErr w:type="spellEnd"/>
-        <w:r>
-          <w:rPr>
-            <w:rStyle w:val="Lienhypertexte"/>
-          </w:rPr>
-          <w:t xml:space="preserve"> 8 sur Windows 10 </w:t>
-        </w:r>
-        <w:proofErr w:type="spellStart"/>
-        <w:r>
-          <w:rPr>
-            <w:rStyle w:val="Lienhypertexte"/>
-          </w:rPr>
-          <w:t>Xampp</w:t>
-        </w:r>
-        <w:proofErr w:type="spellEnd"/>
-        <w:r>
-          <w:rPr>
-            <w:rStyle w:val="Lienhypertexte"/>
-          </w:rPr>
-          <w:t xml:space="preserve"> facilement - Comment Devenir Développeur</w:t>
+          <w:t>Installation de Laravel 8 sur Windows 10 Xampp facilement - Comment Devenir Développeur</w:t>
         </w:r>
       </w:hyperlink>
     </w:p>
     <w:p>
       <w:r>
-        <w:t xml:space="preserve">Installation de </w:t>
-      </w:r>
-      <w:proofErr w:type="spellStart"/>
-      <w:r>
-        <w:t>Laravel</w:t>
-      </w:r>
-      <w:proofErr w:type="spellEnd"/>
-      <w:r>
-        <w:t xml:space="preserve"> 8 sur Windows 10 </w:t>
-      </w:r>
-      <w:proofErr w:type="spellStart"/>
-      <w:r>
-        <w:t>Xampp</w:t>
-      </w:r>
-      <w:proofErr w:type="spellEnd"/>
-      <w:r>
-        <w:t xml:space="preserve"> facilement</w:t>
+        <w:t>Installation de Laravel 8 sur Windows 10 Xampp facilement</w:t>
       </w:r>
     </w:p>
     <w:p>
@@ -220,115 +107,22 @@
         </w:r>
       </w:hyperlink>
       <w:r>
-        <w:t xml:space="preserve"> » Installation de </w:t>
-      </w:r>
-      <w:proofErr w:type="spellStart"/>
-      <w:r>
-        <w:t>Laravel</w:t>
-      </w:r>
-      <w:proofErr w:type="spellEnd"/>
-      <w:r>
-        <w:t xml:space="preserve"> 8 sur Windows 10 </w:t>
-      </w:r>
-      <w:proofErr w:type="spellStart"/>
-      <w:r>
-        <w:t>Xampp</w:t>
-      </w:r>
-      <w:proofErr w:type="spellEnd"/>
-      <w:r>
-        <w:t xml:space="preserve"> facilement</w:t>
-      </w:r>
-    </w:p>
-    <w:p>
-      <w:r>
-        <w:t xml:space="preserve">Dans ce tuto voyons comment installer </w:t>
-      </w:r>
-      <w:proofErr w:type="spellStart"/>
-      <w:r>
-        <w:t>laravel</w:t>
-      </w:r>
-      <w:proofErr w:type="spellEnd"/>
-      <w:r>
-        <w:t xml:space="preserve"> sur </w:t>
-      </w:r>
-      <w:proofErr w:type="spellStart"/>
-      <w:r>
-        <w:t>windows</w:t>
-      </w:r>
-      <w:proofErr w:type="spellEnd"/>
-      <w:r>
-        <w:t xml:space="preserve"> 10 en utilisant </w:t>
-      </w:r>
-      <w:proofErr w:type="spellStart"/>
-      <w:r>
-        <w:t>Xampp</w:t>
-      </w:r>
-      <w:proofErr w:type="spellEnd"/>
-      <w:r>
-        <w:t xml:space="preserve">, installer et configurer la dernière version de </w:t>
-      </w:r>
-      <w:proofErr w:type="spellStart"/>
-      <w:r>
-        <w:t>laravel</w:t>
-      </w:r>
-      <w:proofErr w:type="spellEnd"/>
-      <w:r>
-        <w:t xml:space="preserve"> 8 sur le serveur Windows 10 </w:t>
-      </w:r>
-      <w:proofErr w:type="spellStart"/>
-      <w:r>
-        <w:t>xampp</w:t>
-      </w:r>
-      <w:proofErr w:type="spellEnd"/>
-      <w:r>
-        <w:t xml:space="preserve">. Et vous montrer également comment démarrer le serveur de développement pour </w:t>
-      </w:r>
-      <w:proofErr w:type="spellStart"/>
-      <w:r>
-        <w:t>laravel</w:t>
-      </w:r>
-      <w:proofErr w:type="spellEnd"/>
-      <w:r>
-        <w:t xml:space="preserve"> 8.</w:t>
-      </w:r>
-    </w:p>
-    <w:p>
-      <w:r>
-        <w:t xml:space="preserve">Comment installer </w:t>
-      </w:r>
-      <w:proofErr w:type="spellStart"/>
-      <w:r>
-        <w:t>Laravel</w:t>
-      </w:r>
-      <w:proofErr w:type="spellEnd"/>
-      <w:r>
-        <w:t xml:space="preserve"> 8 sur Windows 10 </w:t>
-      </w:r>
-      <w:proofErr w:type="spellStart"/>
-      <w:r>
-        <w:t>Xampp</w:t>
-      </w:r>
-      <w:proofErr w:type="spellEnd"/>
-    </w:p>
-    <w:p>
-      <w:r>
-        <w:t xml:space="preserve">Installation de </w:t>
-      </w:r>
-      <w:proofErr w:type="spellStart"/>
-      <w:r>
-        <w:t>laravel</w:t>
-      </w:r>
-      <w:proofErr w:type="spellEnd"/>
-      <w:r>
-        <w:t xml:space="preserve"> 8 sur le serveur Windows 10 </w:t>
-      </w:r>
-      <w:proofErr w:type="spellStart"/>
-      <w:r>
-        <w:t>xampp</w:t>
-      </w:r>
-      <w:proofErr w:type="spellEnd"/>
-      <w:r>
-        <w:t xml:space="preserve"> étape par étape :</w:t>
+        <w:t> » Installation de Laravel 8 sur Windows 10 Xampp facilement</w:t>
+      </w:r>
+    </w:p>
+    <w:p>
+      <w:r>
+        <w:t>Dans ce tuto voyons comment installer laravel sur windows 10 en utilisant Xampp, installer et configurer la dernière version de laravel 8 sur le serveur Windows 10 xampp. Et vous montrer également comment démarrer le serveur de développement pour laravel 8.</w:t>
+      </w:r>
+    </w:p>
+    <w:p>
+      <w:r>
+        <w:t>Comment installer Laravel 8 sur Windows 10 Xampp</w:t>
+      </w:r>
+    </w:p>
+    <w:p>
+      <w:r>
+        <w:t>Installation de laravel 8 sur le serveur Windows 10 xampp étape par étape :</w:t>
       </w:r>
     </w:p>
     <w:p>
@@ -362,21 +156,7 @@
         <w:rPr>
           <w:color w:val="4472C4" w:themeColor="accent1"/>
         </w:rPr>
-        <w:t xml:space="preserve">Étape 2 – Configuration requise du serveur pour </w:t>
-      </w:r>
-      <w:proofErr w:type="spellStart"/>
-      <w:r>
-        <w:rPr>
-          <w:color w:val="4472C4" w:themeColor="accent1"/>
-        </w:rPr>
-        <w:t>Laravel</w:t>
-      </w:r>
-      <w:proofErr w:type="spellEnd"/>
-      <w:r>
-        <w:rPr>
-          <w:color w:val="4472C4" w:themeColor="accent1"/>
-        </w:rPr>
-        <w:t xml:space="preserve"> 8</w:t>
+        <w:t>Étape 2 – Configuration requise du serveur pour Laravel 8</w:t>
       </w:r>
     </w:p>
     <w:p>
@@ -393,30 +173,8 @@
         <w:rPr>
           <w:color w:val="4472C4" w:themeColor="accent1"/>
         </w:rPr>
-        <w:t xml:space="preserve">Étape 3 – Installation de </w:t>
-      </w:r>
-      <w:proofErr w:type="spellStart"/>
-      <w:r>
-        <w:rPr>
-          <w:color w:val="4472C4" w:themeColor="accent1"/>
-        </w:rPr>
-        <w:t>Laravel</w:t>
-      </w:r>
-      <w:proofErr w:type="spellEnd"/>
-      <w:r>
-        <w:rPr>
-          <w:color w:val="4472C4" w:themeColor="accent1"/>
-        </w:rPr>
-        <w:t xml:space="preserve"> sur Windows 10 </w:t>
-      </w:r>
-      <w:proofErr w:type="spellStart"/>
-      <w:r>
-        <w:rPr>
-          <w:color w:val="4472C4" w:themeColor="accent1"/>
-        </w:rPr>
-        <w:t>Xampp</w:t>
-      </w:r>
-      <w:proofErr w:type="spellEnd"/>
+        <w:t>Étape 3 – Installation de Laravel sur Windows 10 Xampp</w:t>
+      </w:r>
     </w:p>
     <w:p>
       <w:pPr>
@@ -432,21 +190,7 @@
         <w:rPr>
           <w:color w:val="4472C4" w:themeColor="accent1"/>
         </w:rPr>
-        <w:t xml:space="preserve">Étape 4 – Démarrer le serveur de développement pour </w:t>
-      </w:r>
-      <w:proofErr w:type="spellStart"/>
-      <w:r>
-        <w:rPr>
-          <w:color w:val="4472C4" w:themeColor="accent1"/>
-        </w:rPr>
-        <w:t>Laravel</w:t>
-      </w:r>
-      <w:proofErr w:type="spellEnd"/>
-      <w:r>
-        <w:rPr>
-          <w:color w:val="4472C4" w:themeColor="accent1"/>
-        </w:rPr>
-        <w:t xml:space="preserve"> 8</w:t>
+        <w:t>Étape 4 – Démarrer le serveur de développement pour Laravel 8</w:t>
       </w:r>
     </w:p>
     <w:p>
@@ -496,44 +240,12 @@
           <w:b/>
           <w:bCs/>
         </w:rPr>
-        <w:t xml:space="preserve">Étape 2 – Configuration requise du serveur pour </w:t>
-      </w:r>
-      <w:proofErr w:type="spellStart"/>
-      <w:r>
-        <w:rPr>
-          <w:b/>
-          <w:bCs/>
-        </w:rPr>
-        <w:t>Laravel</w:t>
-      </w:r>
-      <w:proofErr w:type="spellEnd"/>
-      <w:r>
-        <w:rPr>
-          <w:b/>
-          <w:bCs/>
-        </w:rPr>
-        <w:t xml:space="preserve"> 8</w:t>
-      </w:r>
-    </w:p>
-    <w:p>
-      <w:r>
-        <w:t xml:space="preserve">La version </w:t>
-      </w:r>
-      <w:proofErr w:type="spellStart"/>
-      <w:r>
-        <w:t>Laravel</w:t>
-      </w:r>
-      <w:proofErr w:type="spellEnd"/>
-      <w:r>
-        <w:t xml:space="preserve"> 8 a quelques exigences système. Avant d’installer </w:t>
-      </w:r>
-      <w:proofErr w:type="spellStart"/>
-      <w:r>
-        <w:t>laravel</w:t>
-      </w:r>
-      <w:proofErr w:type="spellEnd"/>
-      <w:r>
-        <w:t xml:space="preserve"> 8 sur Windows, lisez la configuration système requise.</w:t>
+        <w:t>Étape 2 – Configuration requise du serveur pour Laravel 8</w:t>
+      </w:r>
+    </w:p>
+    <w:p>
+      <w:r>
+        <w:t>La version Laravel 8 a quelques exigences système. Avant d’installer laravel 8 sur Windows, lisez la configuration système requise.</w:t>
       </w:r>
     </w:p>
     <w:p>
@@ -555,13 +267,8 @@
         </w:numPr>
       </w:pPr>
       <w:r>
-        <w:t xml:space="preserve">Extension PHP </w:t>
-      </w:r>
-      <w:proofErr w:type="spellStart"/>
-      <w:r>
-        <w:t>BCMath</w:t>
-      </w:r>
-      <w:proofErr w:type="spellEnd"/>
+        <w:t>Extension PHP BCMath</w:t>
+      </w:r>
     </w:p>
     <w:p>
       <w:pPr>
@@ -571,13 +278,8 @@
         </w:numPr>
       </w:pPr>
       <w:r>
-        <w:t xml:space="preserve">Extension PHP </w:t>
-      </w:r>
-      <w:proofErr w:type="spellStart"/>
-      <w:r>
-        <w:t>Ctype</w:t>
-      </w:r>
-      <w:proofErr w:type="spellEnd"/>
+        <w:t>Extension PHP Ctype</w:t>
+      </w:r>
     </w:p>
     <w:p>
       <w:pPr>
@@ -587,13 +289,8 @@
         </w:numPr>
       </w:pPr>
       <w:r>
-        <w:t xml:space="preserve">Extension PHP </w:t>
-      </w:r>
-      <w:proofErr w:type="spellStart"/>
-      <w:r>
-        <w:t>Fileinfo</w:t>
-      </w:r>
-      <w:proofErr w:type="spellEnd"/>
+        <w:t>Extension PHP Fileinfo</w:t>
+      </w:r>
     </w:p>
     <w:p>
       <w:pPr>
@@ -614,13 +311,8 @@
         </w:numPr>
       </w:pPr>
       <w:r>
-        <w:t xml:space="preserve">Extension PHP </w:t>
-      </w:r>
-      <w:proofErr w:type="spellStart"/>
-      <w:r>
-        <w:t>Mbstring</w:t>
-      </w:r>
-      <w:proofErr w:type="spellEnd"/>
+        <w:t>Extension PHP Mbstring</w:t>
+      </w:r>
     </w:p>
     <w:p>
       <w:pPr>
@@ -630,13 +322,8 @@
         </w:numPr>
       </w:pPr>
       <w:r>
-        <w:t xml:space="preserve">Extension PHP </w:t>
-      </w:r>
-      <w:proofErr w:type="spellStart"/>
-      <w:r>
-        <w:t>OpenSSL</w:t>
-      </w:r>
-      <w:proofErr w:type="spellEnd"/>
+        <w:t>Extension PHP OpenSSL</w:t>
+      </w:r>
     </w:p>
     <w:p>
       <w:pPr>
@@ -657,13 +344,8 @@
         </w:numPr>
       </w:pPr>
       <w:r>
-        <w:t xml:space="preserve">Extension PHP </w:t>
-      </w:r>
-      <w:proofErr w:type="spellStart"/>
-      <w:r>
-        <w:t>Tokenizer</w:t>
-      </w:r>
-      <w:proofErr w:type="spellEnd"/>
+        <w:t>Extension PHP Tokenizer</w:t>
+      </w:r>
     </w:p>
     <w:p>
       <w:pPr>
@@ -673,6 +355,7 @@
         </w:numPr>
       </w:pPr>
       <w:r>
+        <w:lastRenderedPageBreak/>
         <w:t>Extension PHP XML</w:t>
       </w:r>
     </w:p>
@@ -688,350 +371,289 @@
           <w:b/>
           <w:bCs/>
         </w:rPr>
-        <w:t xml:space="preserve">Étape 3 – Installation de </w:t>
-      </w:r>
-      <w:proofErr w:type="spellStart"/>
-      <w:r>
+        <w:t>Étape 3 – Installation de Laravel sur Windows 10 Xampp</w:t>
+      </w:r>
+    </w:p>
+    <w:p>
+      <w:r>
+        <w:t>À l’étape 3, vous devez ouvrir votre invite de commande et accéder au répertoire du serveur Web local. Tapez ensuite la commande Dans l’invite de commande =&gt; composer create-project laravel/laravel Project Name.</w:t>
+      </w:r>
+    </w:p>
+    <w:p>
+      <w:r>
+        <w:t>Notez que cette commande installera une nouvelle configuration de laravel 8 sur votre Windows xampp :</w:t>
+      </w:r>
+    </w:p>
+    <w:p>
+      <w:pPr>
+        <w:rPr>
+          <w:color w:val="4472C4" w:themeColor="accent1"/>
+        </w:rPr>
+      </w:pPr>
+      <w:r>
+        <w:rPr>
+          <w:color w:val="4472C4" w:themeColor="accent1"/>
+        </w:rPr>
+        <w:t>cd xampp/htdocs</w:t>
+      </w:r>
+    </w:p>
+    <w:p>
+      <w:pPr>
+        <w:rPr>
+          <w:color w:val="4472C4" w:themeColor="accent1"/>
+        </w:rPr>
+      </w:pPr>
+      <w:r>
+        <w:rPr>
+          <w:color w:val="4472C4" w:themeColor="accent1"/>
+        </w:rPr>
+        <w:t>composer create-project --prefer-dist laravel/laravel blog</w:t>
+      </w:r>
+    </w:p>
+    <w:p>
+      <w:pPr>
+        <w:rPr>
+          <w:color w:val="4472C4" w:themeColor="accent1"/>
+        </w:rPr>
+      </w:pPr>
+    </w:p>
+    <w:p>
+      <w:pPr>
         <w:rPr>
           <w:b/>
           <w:bCs/>
         </w:rPr>
-        <w:t>Laravel</w:t>
-      </w:r>
-      <w:proofErr w:type="spellEnd"/>
+      </w:pPr>
       <w:r>
         <w:rPr>
           <w:b/>
           <w:bCs/>
         </w:rPr>
-        <w:t xml:space="preserve"> sur Windows 10 </w:t>
-      </w:r>
-      <w:proofErr w:type="spellStart"/>
-      <w:r>
-        <w:rPr>
-          <w:b/>
-          <w:bCs/>
-        </w:rPr>
-        <w:t>Xampp</w:t>
-      </w:r>
-      <w:proofErr w:type="spellEnd"/>
-    </w:p>
-    <w:p>
-      <w:r>
-        <w:lastRenderedPageBreak/>
-        <w:t xml:space="preserve">À l’étape 3, vous devez ouvrir votre invite de commande et accéder au répertoire du serveur Web local. Tapez ensuite la commande Dans l’invite de commande =&gt; composer </w:t>
-      </w:r>
-      <w:proofErr w:type="spellStart"/>
-      <w:r>
-        <w:t>create-project</w:t>
-      </w:r>
-      <w:proofErr w:type="spellEnd"/>
+        <w:t>Étape 4 – Démarrer le serveur de développement pour Laravel 8</w:t>
+      </w:r>
+    </w:p>
+    <w:p>
+      <w:r>
+        <w:t>Dans cette étape 4, ouvrez à nouveau cmd et tapez la commande php artisan serve .</w:t>
+      </w:r>
+    </w:p>
+    <w:p>
+      <w:r>
+        <w:t>Cela démarrera votre serveur localement :</w:t>
+      </w:r>
+    </w:p>
+    <w:p>
+      <w:pPr>
+        <w:rPr>
+          <w:color w:val="4472C4" w:themeColor="accent1"/>
+        </w:rPr>
+      </w:pPr>
+      <w:r>
+        <w:rPr>
+          <w:color w:val="4472C4" w:themeColor="accent1"/>
+        </w:rPr>
+        <w:t>php artisan serve</w:t>
+      </w:r>
+    </w:p>
+    <w:p/>
+    <w:p>
+      <w:r>
+        <w:t>si vous souhaitez faire tourner sur un différent suffit d'ajouter --port= suivi de son numéro comme ci dessous</w:t>
+      </w:r>
+    </w:p>
+    <w:p/>
+    <w:p>
+      <w:pPr>
+        <w:rPr>
+          <w:color w:val="4472C4" w:themeColor="accent1"/>
+        </w:rPr>
+      </w:pPr>
+      <w:r>
+        <w:rPr>
+          <w:color w:val="4472C4" w:themeColor="accent1"/>
+        </w:rPr>
+        <w:t xml:space="preserve">php artisan serve --port=8080 </w:t>
+      </w:r>
+    </w:p>
+    <w:p>
+      <w:r>
+        <w:t>Dans cette étape 4, ouvrez à nouveau cmd et tapez la commande php artisan serve .</w:t>
+      </w:r>
+    </w:p>
+    <w:p>
+      <w:r>
+        <w:t>Cela démarrera votre serveur localement :</w:t>
+      </w:r>
+    </w:p>
+    <w:p>
+      <w:r>
+        <w:t>http://127.0.0.1:8000</w:t>
+      </w:r>
+    </w:p>
+    <w:p>
+      <w:r>
+        <w:t>Option alternative, si vous n’exécutez pas la commande du serveur php artisan, accédez directement à votre navigateur et lancez l’URL suivante :</w:t>
+      </w:r>
+    </w:p>
+    <w:p>
+      <w:pPr>
+        <w:pBdr>
+          <w:bottom w:val="dotted" w:sz="24" w:space="1" w:color="auto"/>
+        </w:pBdr>
+      </w:pPr>
+      <w:r>
+        <w:rPr>
+          <w:color w:val="4472C4" w:themeColor="accent1"/>
+        </w:rPr>
+        <w:t>http://localhost/monsite/public/</w:t>
+      </w:r>
+    </w:p>
+    <w:p>
+      <w:pPr>
+        <w:pStyle w:val="Paragraphedeliste"/>
+        <w:numPr>
+          <w:ilvl w:val="0"/>
+          <w:numId w:val="4"/>
+        </w:numPr>
+      </w:pPr>
+      <w:r>
+        <w:t>Source :</w:t>
+      </w:r>
       <w:r>
         <w:t xml:space="preserve"> </w:t>
       </w:r>
-      <w:proofErr w:type="spellStart"/>
-      <w:r>
-        <w:t>laravel</w:t>
-      </w:r>
-      <w:proofErr w:type="spellEnd"/>
-      <w:r>
-        <w:t>/</w:t>
-      </w:r>
-      <w:proofErr w:type="spellStart"/>
-      <w:r>
-        <w:t>laravel</w:t>
-      </w:r>
-      <w:proofErr w:type="spellEnd"/>
-      <w:r>
-        <w:t xml:space="preserve"> Project Name.</w:t>
-      </w:r>
-    </w:p>
-    <w:p>
-      <w:r>
-        <w:t xml:space="preserve">Notez que cette commande installera une nouvelle configuration de </w:t>
-      </w:r>
-      <w:proofErr w:type="spellStart"/>
-      <w:r>
-        <w:t>laravel</w:t>
-      </w:r>
-      <w:proofErr w:type="spellEnd"/>
-      <w:r>
-        <w:t xml:space="preserve"> 8 sur votre Windows </w:t>
-      </w:r>
-      <w:proofErr w:type="spellStart"/>
-      <w:r>
-        <w:t>xampp</w:t>
-      </w:r>
-      <w:proofErr w:type="spellEnd"/>
-      <w:r>
-        <w:t> :</w:t>
-      </w:r>
-    </w:p>
-    <w:p>
-      <w:pPr>
-        <w:rPr>
-          <w:color w:val="4472C4" w:themeColor="accent1"/>
-        </w:rPr>
-      </w:pPr>
-      <w:r>
-        <w:rPr>
-          <w:color w:val="4472C4" w:themeColor="accent1"/>
-        </w:rPr>
-        <w:t xml:space="preserve">cd </w:t>
-      </w:r>
-      <w:proofErr w:type="spellStart"/>
-      <w:r>
-        <w:rPr>
-          <w:color w:val="4472C4" w:themeColor="accent1"/>
-        </w:rPr>
-        <w:t>xampp</w:t>
-      </w:r>
-      <w:proofErr w:type="spellEnd"/>
-      <w:r>
-        <w:rPr>
-          <w:color w:val="4472C4" w:themeColor="accent1"/>
-        </w:rPr>
-        <w:t>/</w:t>
-      </w:r>
-      <w:proofErr w:type="spellStart"/>
-      <w:r>
-        <w:rPr>
-          <w:color w:val="4472C4" w:themeColor="accent1"/>
-        </w:rPr>
-        <w:t>htdocs</w:t>
-      </w:r>
-      <w:proofErr w:type="spellEnd"/>
-    </w:p>
-    <w:p>
-      <w:pPr>
-        <w:rPr>
-          <w:color w:val="4472C4" w:themeColor="accent1"/>
-        </w:rPr>
-      </w:pPr>
-      <w:r>
-        <w:rPr>
-          <w:color w:val="4472C4" w:themeColor="accent1"/>
-        </w:rPr>
-        <w:t xml:space="preserve">composer </w:t>
-      </w:r>
-      <w:proofErr w:type="spellStart"/>
-      <w:r>
-        <w:rPr>
-          <w:color w:val="4472C4" w:themeColor="accent1"/>
-        </w:rPr>
-        <w:t>create-project</w:t>
-      </w:r>
-      <w:proofErr w:type="spellEnd"/>
-      <w:r>
-        <w:rPr>
-          <w:color w:val="4472C4" w:themeColor="accent1"/>
-        </w:rPr>
-        <w:t xml:space="preserve"> --</w:t>
-      </w:r>
-      <w:proofErr w:type="spellStart"/>
-      <w:r>
-        <w:rPr>
-          <w:color w:val="4472C4" w:themeColor="accent1"/>
-        </w:rPr>
-        <w:t>prefer-dist</w:t>
-      </w:r>
-      <w:proofErr w:type="spellEnd"/>
-      <w:r>
-        <w:rPr>
-          <w:color w:val="4472C4" w:themeColor="accent1"/>
-        </w:rPr>
-        <w:t xml:space="preserve"> </w:t>
-      </w:r>
-      <w:proofErr w:type="spellStart"/>
-      <w:r>
-        <w:rPr>
-          <w:color w:val="4472C4" w:themeColor="accent1"/>
-        </w:rPr>
-        <w:t>laravel</w:t>
-      </w:r>
-      <w:proofErr w:type="spellEnd"/>
-      <w:r>
-        <w:rPr>
-          <w:color w:val="4472C4" w:themeColor="accent1"/>
-        </w:rPr>
-        <w:t>/</w:t>
-      </w:r>
-      <w:proofErr w:type="spellStart"/>
-      <w:r>
-        <w:rPr>
-          <w:color w:val="4472C4" w:themeColor="accent1"/>
-        </w:rPr>
-        <w:t>laravel</w:t>
-      </w:r>
-      <w:proofErr w:type="spellEnd"/>
-      <w:r>
-        <w:rPr>
-          <w:color w:val="4472C4" w:themeColor="accent1"/>
-        </w:rPr>
-        <w:t xml:space="preserve"> blog</w:t>
-      </w:r>
-    </w:p>
-    <w:p>
-      <w:pPr>
-        <w:rPr>
-          <w:color w:val="4472C4" w:themeColor="accent1"/>
-        </w:rPr>
-      </w:pPr>
-    </w:p>
-    <w:p>
-      <w:pPr>
-        <w:rPr>
-          <w:b/>
-          <w:bCs/>
-        </w:rPr>
-      </w:pPr>
-      <w:r>
-        <w:rPr>
-          <w:b/>
-          <w:bCs/>
-        </w:rPr>
-        <w:t xml:space="preserve">Étape 4 – Démarrer le serveur de développement pour </w:t>
-      </w:r>
-      <w:proofErr w:type="spellStart"/>
-      <w:r>
-        <w:rPr>
-          <w:b/>
-          <w:bCs/>
-        </w:rPr>
-        <w:t>Laravel</w:t>
-      </w:r>
-      <w:proofErr w:type="spellEnd"/>
-      <w:r>
-        <w:rPr>
-          <w:b/>
-          <w:bCs/>
-        </w:rPr>
-        <w:t xml:space="preserve"> 8</w:t>
-      </w:r>
-    </w:p>
-    <w:p>
-      <w:r>
-        <w:t xml:space="preserve">Dans cette étape 4, ouvrez à nouveau cmd et tapez la commande </w:t>
-      </w:r>
-      <w:proofErr w:type="spellStart"/>
-      <w:r>
-        <w:t>php</w:t>
-      </w:r>
-      <w:proofErr w:type="spellEnd"/>
-      <w:r>
-        <w:t xml:space="preserve"> artisan serve .</w:t>
-      </w:r>
-    </w:p>
-    <w:p>
-      <w:r>
-        <w:t>Cela démarrera votre serveur localement :</w:t>
-      </w:r>
-    </w:p>
-    <w:p>
-      <w:pPr>
-        <w:rPr>
-          <w:color w:val="4472C4" w:themeColor="accent1"/>
-        </w:rPr>
-      </w:pPr>
-      <w:proofErr w:type="spellStart"/>
-      <w:r>
-        <w:rPr>
-          <w:color w:val="4472C4" w:themeColor="accent1"/>
-        </w:rPr>
-        <w:t>php</w:t>
-      </w:r>
-      <w:proofErr w:type="spellEnd"/>
-      <w:r>
-        <w:rPr>
-          <w:color w:val="4472C4" w:themeColor="accent1"/>
-        </w:rPr>
-        <w:t xml:space="preserve"> artisan serve</w:t>
-      </w:r>
-    </w:p>
-    <w:p/>
-    <w:p>
-      <w:r>
-        <w:t xml:space="preserve">si vous souhaitez faire tourner sur un </w:t>
-      </w:r>
-      <w:proofErr w:type="spellStart"/>
-      <w:r>
-        <w:t>différent</w:t>
-      </w:r>
-      <w:proofErr w:type="spellEnd"/>
-      <w:r>
-        <w:t xml:space="preserve"> suffit d'ajouter --port= suivi de son numéro comme </w:t>
-      </w:r>
-      <w:proofErr w:type="spellStart"/>
-      <w:r>
-        <w:t>ci dessous</w:t>
-      </w:r>
-      <w:proofErr w:type="spellEnd"/>
-    </w:p>
-    <w:p/>
-    <w:p>
-      <w:pPr>
-        <w:rPr>
-          <w:color w:val="4472C4" w:themeColor="accent1"/>
-        </w:rPr>
-      </w:pPr>
-      <w:proofErr w:type="spellStart"/>
-      <w:r>
-        <w:rPr>
-          <w:color w:val="4472C4" w:themeColor="accent1"/>
-        </w:rPr>
-        <w:t>php</w:t>
-      </w:r>
-      <w:proofErr w:type="spellEnd"/>
-      <w:r>
-        <w:rPr>
-          <w:color w:val="4472C4" w:themeColor="accent1"/>
-        </w:rPr>
-        <w:t xml:space="preserve"> artisan serve --port=8080 </w:t>
-      </w:r>
-    </w:p>
-    <w:p>
-      <w:r>
-        <w:t xml:space="preserve">Dans cette étape 4, ouvrez à nouveau cmd et tapez la commande </w:t>
-      </w:r>
-      <w:proofErr w:type="spellStart"/>
-      <w:r>
-        <w:t>php</w:t>
-      </w:r>
-      <w:proofErr w:type="spellEnd"/>
-      <w:r>
-        <w:t xml:space="preserve"> artisan serve .</w:t>
-      </w:r>
-    </w:p>
-    <w:p>
-      <w:r>
-        <w:t>Cela démarrera votre serveur localement :</w:t>
-      </w:r>
-    </w:p>
-    <w:p>
-      <w:r>
-        <w:t>http://127.0.0.1:8000</w:t>
-      </w:r>
-    </w:p>
-    <w:p>
-      <w:r>
-        <w:t xml:space="preserve">Option alternative, si vous n’exécutez pas la commande du serveur </w:t>
-      </w:r>
-      <w:proofErr w:type="spellStart"/>
-      <w:r>
-        <w:t>php</w:t>
-      </w:r>
-      <w:proofErr w:type="spellEnd"/>
-      <w:r>
-        <w:t xml:space="preserve"> artisan, accédez directement à votre navigateur et lancez l’URL suivante :</w:t>
-      </w:r>
-    </w:p>
-    <w:p>
-      <w:r>
-        <w:rPr>
-          <w:color w:val="4472C4" w:themeColor="accent1"/>
-        </w:rPr>
-        <w:t>http://localhost/monsite/public/</w:t>
-      </w:r>
+      <w:hyperlink r:id="rId8" w:history="1">
+        <w:r>
+          <w:rPr>
+            <w:rStyle w:val="Lienhypertexte"/>
+          </w:rPr>
+          <w:t>https://www.youtube.com/watch?v=NnvQTtvnH-s&amp;list=PLBq3aRiVuwyx2fEZLXzfDRP6aTXS7FTci&amp;index=3</w:t>
+        </w:r>
+      </w:hyperlink>
+    </w:p>
+    <w:p>
+      <w:pPr>
+        <w:pStyle w:val="Paragraphedeliste"/>
+        <w:numPr>
+          <w:ilvl w:val="0"/>
+          <w:numId w:val="1"/>
+        </w:numPr>
+      </w:pPr>
+      <w:r>
+        <w:t xml:space="preserve">Créer un table dans le terminale : </w:t>
+      </w:r>
+      <w:r>
+        <w:rPr>
+          <w:color w:val="4472C4" w:themeColor="accent1"/>
+        </w:rPr>
+        <w:t>php artisan make:migration create_nomtable_table</w:t>
+      </w:r>
+    </w:p>
+    <w:p>
+      <w:pPr>
+        <w:pStyle w:val="Paragraphedeliste"/>
+        <w:numPr>
+          <w:ilvl w:val="0"/>
+          <w:numId w:val="1"/>
+        </w:numPr>
+      </w:pPr>
+      <w:r>
+        <w:t xml:space="preserve">Pour exécuter la création : </w:t>
+      </w:r>
+      <w:r>
+        <w:rPr>
+          <w:color w:val="4472C4" w:themeColor="accent1"/>
+        </w:rPr>
+        <w:t>php artisan migrate</w:t>
+      </w:r>
+    </w:p>
+    <w:p>
+      <w:pPr>
+        <w:pStyle w:val="Paragraphedeliste"/>
+        <w:numPr>
+          <w:ilvl w:val="0"/>
+          <w:numId w:val="1"/>
+        </w:numPr>
+        <w:pBdr>
+          <w:bottom w:val="dotted" w:sz="24" w:space="1" w:color="auto"/>
+        </w:pBdr>
+      </w:pPr>
+      <w:r>
+        <w:t xml:space="preserve">Créer un contrôleur : </w:t>
+      </w:r>
+      <w:r>
+        <w:rPr>
+          <w:color w:val="4472C4" w:themeColor="accent1"/>
+        </w:rPr>
+        <w:t xml:space="preserve">php artisan make:controller </w:t>
+      </w:r>
+      <w:r>
+        <w:rPr>
+          <w:color w:val="4472C4" w:themeColor="accent1"/>
+        </w:rPr>
+        <w:t>NomControleur</w:t>
+      </w:r>
+      <w:r>
+        <w:rPr>
+          <w:color w:val="4472C4" w:themeColor="accent1"/>
+        </w:rPr>
+        <w:t>\</w:t>
+      </w:r>
+    </w:p>
+    <w:p>
+      <w:pPr>
+        <w:pStyle w:val="Paragraphedeliste"/>
+        <w:numPr>
+          <w:ilvl w:val="0"/>
+          <w:numId w:val="1"/>
+        </w:numPr>
+        <w:pBdr>
+          <w:bottom w:val="dotted" w:sz="24" w:space="1" w:color="auto"/>
+        </w:pBdr>
+      </w:pPr>
+      <w:r>
+        <w:rPr>
+          <w:color w:val="4472C4" w:themeColor="accent1"/>
+        </w:rPr>
+        <w:t xml:space="preserve">Pour créer un classe : </w:t>
+      </w:r>
+      <w:r>
+        <w:rPr>
+          <w:color w:val="4472C4" w:themeColor="accent1"/>
+        </w:rPr>
+        <w:t xml:space="preserve">php artisan make:model </w:t>
+      </w:r>
+      <w:r>
+        <w:rPr>
+          <w:color w:val="4472C4" w:themeColor="accent1"/>
+        </w:rPr>
+        <w:t>NomClasse</w:t>
+      </w:r>
+    </w:p>
+    <w:p>
+      <w:pPr>
+        <w:ind w:left="360"/>
+      </w:pPr>
+    </w:p>
+    <w:p>
+      <w:pPr>
+        <w:pStyle w:val="Paragraphedeliste"/>
+        <w:numPr>
+          <w:ilvl w:val="0"/>
+          <w:numId w:val="4"/>
+        </w:numPr>
+      </w:pPr>
+      <w:r>
+        <w:t xml:space="preserve">Source : </w:t>
+      </w:r>
+      <w:hyperlink r:id="rId9" w:history="1">
+        <w:r>
+          <w:rPr>
+            <w:rStyle w:val="Lienhypertexte"/>
+          </w:rPr>
+          <w:t>LaraGuide | Découverte - YouTube</w:t>
+        </w:r>
+      </w:hyperlink>
     </w:p>
     <w:p/>
     <w:sectPr>
@@ -1460,7 +1082,7 @@
   <w:abstractNum w:abstractNumId="3" w15:restartNumberingAfterBreak="0">
     <w:nsid w:val="5DC93E53"/>
     <w:multiLevelType w:val="hybridMultilevel"/>
-    <w:tmpl w:val="679AF5E0"/>
+    <w:tmpl w:val="AC8ADC7C"/>
     <w:lvl w:ilvl="0" w:tplc="2C0C000B">
       <w:start w:val="1"/>
       <w:numFmt w:val="bullet"/>
@@ -2304,6 +1926,7 @@
   <w:style w:type="character" w:default="1" w:styleId="Policepardfaut">
     <w:name w:val="Default Paragraph Font"/>
     <w:uiPriority w:val="1"/>
+    <w:semiHidden/>
     <w:unhideWhenUsed/>
   </w:style>
   <w:style w:type="table" w:default="1" w:styleId="TableauNormal">
